--- a/Andrew_Sengsourichanh_Resume.docx
+++ b/Andrew_Sengsourichanh_Resume.docx
@@ -46,7 +46,7 @@
           <w:szCs w:val="18"/>
           <w:rtl w:val="0"/>
         </w:rPr>
-        <w:t xml:space="preserve">Wooster, OH  •  (330) 988-2311  •  amsengsourichanh@gmail.com  •  </w:t>
+        <w:t xml:space="preserve">Wooster, OH  •  (330) 998-0145  •  amsengsourichanh@gmail.com  •  </w:t>
       </w:r>
       <w:hyperlink r:id="rId7">
         <w:r>
